--- a/Adaptación Multiplataforma en React Native.docx
+++ b/Adaptación Multiplataforma en React Native.docx
@@ -197,6 +197,727 @@
           <w:szCs w:val="24"/>
         </w:rPr>
         <w:t> diseño sobrio (azul corporativo), botones sutiles con shadow, tipografía ligera, Alert con opción cancelar.</w:t>
+      </w:r>
+    </w:p>
+    <w:p>
+      <w:pPr>
+        <w:rPr>
+          <w:rFonts w:ascii="Arial" w:hAnsi="Arial" w:cs="Arial"/>
+          <w:noProof/>
+          <w:sz w:val="24"/>
+          <w:szCs w:val="24"/>
+        </w:rPr>
+      </w:pPr>
+    </w:p>
+    <w:p>
+      <w:pPr>
+        <w:rPr>
+          <w:rFonts w:ascii="Arial" w:hAnsi="Arial" w:cs="Arial"/>
+          <w:noProof/>
+          <w:sz w:val="24"/>
+          <w:szCs w:val="24"/>
+        </w:rPr>
+      </w:pPr>
+    </w:p>
+    <w:p>
+      <w:pPr>
+        <w:rPr>
+          <w:rFonts w:ascii="Arial" w:hAnsi="Arial" w:cs="Arial"/>
+          <w:noProof/>
+          <w:sz w:val="24"/>
+          <w:szCs w:val="24"/>
+        </w:rPr>
+      </w:pPr>
+    </w:p>
+    <w:p>
+      <w:pPr>
+        <w:rPr>
+          <w:rFonts w:ascii="Arial" w:hAnsi="Arial" w:cs="Arial"/>
+          <w:noProof/>
+          <w:sz w:val="24"/>
+          <w:szCs w:val="24"/>
+        </w:rPr>
+      </w:pPr>
+    </w:p>
+    <w:p>
+      <w:pPr>
+        <w:rPr>
+          <w:rFonts w:ascii="Arial" w:hAnsi="Arial" w:cs="Arial"/>
+          <w:noProof/>
+          <w:sz w:val="24"/>
+          <w:szCs w:val="24"/>
+        </w:rPr>
+      </w:pPr>
+    </w:p>
+    <w:p>
+      <w:pPr>
+        <w:rPr>
+          <w:rFonts w:ascii="Arial" w:hAnsi="Arial" w:cs="Arial"/>
+          <w:noProof/>
+          <w:sz w:val="24"/>
+          <w:szCs w:val="24"/>
+        </w:rPr>
+      </w:pPr>
+    </w:p>
+    <w:p>
+      <w:pPr>
+        <w:rPr>
+          <w:rFonts w:ascii="Arial" w:hAnsi="Arial" w:cs="Arial"/>
+          <w:noProof/>
+          <w:sz w:val="24"/>
+          <w:szCs w:val="24"/>
+        </w:rPr>
+      </w:pPr>
+    </w:p>
+    <w:p>
+      <w:pPr>
+        <w:rPr>
+          <w:rFonts w:ascii="Arial" w:hAnsi="Arial" w:cs="Arial"/>
+          <w:noProof/>
+          <w:sz w:val="24"/>
+          <w:szCs w:val="24"/>
+        </w:rPr>
+      </w:pPr>
+    </w:p>
+    <w:p>
+      <w:pPr>
+        <w:rPr>
+          <w:rFonts w:ascii="Arial" w:hAnsi="Arial" w:cs="Arial"/>
+          <w:noProof/>
+          <w:sz w:val="24"/>
+          <w:szCs w:val="24"/>
+        </w:rPr>
+      </w:pPr>
+    </w:p>
+    <w:p>
+      <w:pPr>
+        <w:rPr>
+          <w:rFonts w:ascii="Arial" w:hAnsi="Arial" w:cs="Arial"/>
+          <w:noProof/>
+          <w:sz w:val="24"/>
+          <w:szCs w:val="24"/>
+        </w:rPr>
+      </w:pPr>
+    </w:p>
+    <w:p>
+      <w:pPr>
+        <w:rPr>
+          <w:rFonts w:ascii="Arial" w:hAnsi="Arial" w:cs="Arial"/>
+          <w:noProof/>
+          <w:sz w:val="24"/>
+          <w:szCs w:val="24"/>
+        </w:rPr>
+      </w:pPr>
+    </w:p>
+    <w:p>
+      <w:pPr>
+        <w:rPr>
+          <w:rFonts w:ascii="Arial" w:hAnsi="Arial" w:cs="Arial"/>
+          <w:noProof/>
+          <w:sz w:val="24"/>
+          <w:szCs w:val="24"/>
+        </w:rPr>
+      </w:pPr>
+    </w:p>
+    <w:p>
+      <w:pPr>
+        <w:rPr>
+          <w:rFonts w:ascii="Arial" w:hAnsi="Arial" w:cs="Arial"/>
+          <w:noProof/>
+          <w:sz w:val="24"/>
+          <w:szCs w:val="24"/>
+        </w:rPr>
+      </w:pPr>
+    </w:p>
+    <w:p>
+      <w:pPr>
+        <w:rPr>
+          <w:rFonts w:ascii="Arial" w:hAnsi="Arial" w:cs="Arial"/>
+          <w:noProof/>
+          <w:sz w:val="24"/>
+          <w:szCs w:val="24"/>
+        </w:rPr>
+      </w:pPr>
+    </w:p>
+    <w:p>
+      <w:pPr>
+        <w:rPr>
+          <w:rFonts w:ascii="Arial" w:hAnsi="Arial" w:cs="Arial"/>
+          <w:noProof/>
+          <w:sz w:val="24"/>
+          <w:szCs w:val="24"/>
+        </w:rPr>
+      </w:pPr>
+    </w:p>
+    <w:p>
+      <w:pPr>
+        <w:rPr>
+          <w:rFonts w:ascii="Arial" w:hAnsi="Arial" w:cs="Arial"/>
+          <w:noProof/>
+          <w:sz w:val="24"/>
+          <w:szCs w:val="24"/>
+        </w:rPr>
+      </w:pPr>
+    </w:p>
+    <w:p>
+      <w:pPr>
+        <w:rPr>
+          <w:rFonts w:ascii="Arial" w:hAnsi="Arial" w:cs="Arial"/>
+          <w:noProof/>
+          <w:sz w:val="24"/>
+          <w:szCs w:val="24"/>
+        </w:rPr>
+      </w:pPr>
+    </w:p>
+    <w:p>
+      <w:pPr>
+        <w:rPr>
+          <w:rFonts w:ascii="Arial" w:hAnsi="Arial" w:cs="Arial"/>
+          <w:noProof/>
+          <w:sz w:val="24"/>
+          <w:szCs w:val="24"/>
+        </w:rPr>
+      </w:pPr>
+    </w:p>
+    <w:p>
+      <w:pPr>
+        <w:rPr>
+          <w:rFonts w:ascii="Arial" w:hAnsi="Arial" w:cs="Arial"/>
+          <w:b/>
+          <w:bCs/>
+          <w:sz w:val="24"/>
+          <w:szCs w:val="24"/>
+        </w:rPr>
+      </w:pPr>
+    </w:p>
+    <w:p>
+      <w:pPr>
+        <w:rPr>
+          <w:rFonts w:ascii="Arial" w:hAnsi="Arial" w:cs="Arial"/>
+          <w:b/>
+          <w:bCs/>
+          <w:sz w:val="24"/>
+          <w:szCs w:val="24"/>
+        </w:rPr>
+      </w:pPr>
+      <w:r>
+        <w:rPr>
+          <w:rFonts w:ascii="Arial" w:hAnsi="Arial" w:cs="Arial"/>
+          <w:b/>
+          <w:bCs/>
+          <w:sz w:val="24"/>
+          <w:szCs w:val="24"/>
+        </w:rPr>
+        <w:lastRenderedPageBreak/>
+        <w:t>Versión iOS:</w:t>
+      </w:r>
+    </w:p>
+    <w:p>
+      <w:pPr>
+        <w:rPr>
+          <w:rFonts w:ascii="Arial" w:hAnsi="Arial" w:cs="Arial"/>
+          <w:sz w:val="24"/>
+          <w:szCs w:val="24"/>
+        </w:rPr>
+      </w:pPr>
+      <w:r>
+        <w:rPr>
+          <w:rFonts w:ascii="Arial" w:hAnsi="Arial" w:cs="Arial"/>
+          <w:noProof/>
+          <w:sz w:val="24"/>
+          <w:szCs w:val="24"/>
+        </w:rPr>
+        <w:drawing>
+          <wp:inline distT="0" distB="0" distL="0" distR="0" wp14:anchorId="681560BC" wp14:editId="6A1955B8">
+            <wp:extent cx="3814190" cy="7867291"/>
+            <wp:effectExtent l="0" t="0" r="0" b="635"/>
+            <wp:docPr id="861186114" name="Imagen 16"/>
+            <wp:cNvGraphicFramePr>
+              <a:graphicFrameLocks xmlns:a="http://schemas.openxmlformats.org/drawingml/2006/main" noChangeAspect="1"/>
+            </wp:cNvGraphicFramePr>
+            <a:graphic xmlns:a="http://schemas.openxmlformats.org/drawingml/2006/main">
+              <a:graphicData uri="http://schemas.openxmlformats.org/drawingml/2006/picture">
+                <pic:pic xmlns:pic="http://schemas.openxmlformats.org/drawingml/2006/picture">
+                  <pic:nvPicPr>
+                    <pic:cNvPr id="861186114" name="Imagen 861186114"/>
+                    <pic:cNvPicPr/>
+                  </pic:nvPicPr>
+                  <pic:blipFill>
+                    <a:blip r:embed="rId5">
+                      <a:extLst>
+                        <a:ext uri="{28A0092B-C50C-407E-A947-70E740481C1C}">
+                          <a14:useLocalDpi xmlns:a14="http://schemas.microsoft.com/office/drawing/2010/main" val="0"/>
+                        </a:ext>
+                      </a:extLst>
+                    </a:blip>
+                    <a:stretch>
+                      <a:fillRect/>
+                    </a:stretch>
+                  </pic:blipFill>
+                  <pic:spPr>
+                    <a:xfrm>
+                      <a:off x="0" y="0"/>
+                      <a:ext cx="3828157" cy="7896101"/>
+                    </a:xfrm>
+                    <a:prstGeom prst="rect">
+                      <a:avLst/>
+                    </a:prstGeom>
+                  </pic:spPr>
+                </pic:pic>
+              </a:graphicData>
+            </a:graphic>
+          </wp:inline>
+        </w:drawing>
+      </w:r>
+    </w:p>
+    <w:p>
+      <w:pPr>
+        <w:rPr>
+          <w:rFonts w:ascii="Arial" w:hAnsi="Arial" w:cs="Arial"/>
+          <w:sz w:val="24"/>
+          <w:szCs w:val="24"/>
+        </w:rPr>
+      </w:pPr>
+      <w:r>
+        <w:rPr>
+          <w:rFonts w:ascii="Arial" w:hAnsi="Arial" w:cs="Arial"/>
+          <w:noProof/>
+          <w:sz w:val="24"/>
+          <w:szCs w:val="24"/>
+        </w:rPr>
+        <w:lastRenderedPageBreak/>
+        <w:drawing>
+          <wp:inline distT="0" distB="0" distL="0" distR="0" wp14:anchorId="21E09BD1" wp14:editId="772488B0">
+            <wp:extent cx="3814445" cy="8258810"/>
+            <wp:effectExtent l="0" t="0" r="0" b="8890"/>
+            <wp:docPr id="1600645615" name="Imagen 17"/>
+            <wp:cNvGraphicFramePr>
+              <a:graphicFrameLocks xmlns:a="http://schemas.openxmlformats.org/drawingml/2006/main" noChangeAspect="1"/>
+            </wp:cNvGraphicFramePr>
+            <a:graphic xmlns:a="http://schemas.openxmlformats.org/drawingml/2006/main">
+              <a:graphicData uri="http://schemas.openxmlformats.org/drawingml/2006/picture">
+                <pic:pic xmlns:pic="http://schemas.openxmlformats.org/drawingml/2006/picture">
+                  <pic:nvPicPr>
+                    <pic:cNvPr id="1600645615" name="Imagen 1600645615"/>
+                    <pic:cNvPicPr/>
+                  </pic:nvPicPr>
+                  <pic:blipFill>
+                    <a:blip r:embed="rId6">
+                      <a:extLst>
+                        <a:ext uri="{28A0092B-C50C-407E-A947-70E740481C1C}">
+                          <a14:useLocalDpi xmlns:a14="http://schemas.microsoft.com/office/drawing/2010/main" val="0"/>
+                        </a:ext>
+                      </a:extLst>
+                    </a:blip>
+                    <a:stretch>
+                      <a:fillRect/>
+                    </a:stretch>
+                  </pic:blipFill>
+                  <pic:spPr>
+                    <a:xfrm>
+                      <a:off x="0" y="0"/>
+                      <a:ext cx="3814445" cy="8258810"/>
+                    </a:xfrm>
+                    <a:prstGeom prst="rect">
+                      <a:avLst/>
+                    </a:prstGeom>
+                  </pic:spPr>
+                </pic:pic>
+              </a:graphicData>
+            </a:graphic>
+          </wp:inline>
+        </w:drawing>
+      </w:r>
+    </w:p>
+    <w:p>
+      <w:pPr>
+        <w:rPr>
+          <w:rFonts w:ascii="Arial" w:hAnsi="Arial" w:cs="Arial"/>
+          <w:sz w:val="24"/>
+          <w:szCs w:val="24"/>
+        </w:rPr>
+      </w:pPr>
+      <w:r>
+        <w:rPr>
+          <w:rFonts w:ascii="Arial" w:hAnsi="Arial" w:cs="Arial"/>
+          <w:noProof/>
+          <w:sz w:val="24"/>
+          <w:szCs w:val="24"/>
+        </w:rPr>
+        <w:lastRenderedPageBreak/>
+        <w:drawing>
+          <wp:inline distT="0" distB="0" distL="0" distR="0" wp14:anchorId="7450694D" wp14:editId="237B4CD6">
+            <wp:extent cx="3814445" cy="8258810"/>
+            <wp:effectExtent l="0" t="0" r="0" b="8890"/>
+            <wp:docPr id="1884489841" name="Imagen 18"/>
+            <wp:cNvGraphicFramePr>
+              <a:graphicFrameLocks xmlns:a="http://schemas.openxmlformats.org/drawingml/2006/main" noChangeAspect="1"/>
+            </wp:cNvGraphicFramePr>
+            <a:graphic xmlns:a="http://schemas.openxmlformats.org/drawingml/2006/main">
+              <a:graphicData uri="http://schemas.openxmlformats.org/drawingml/2006/picture">
+                <pic:pic xmlns:pic="http://schemas.openxmlformats.org/drawingml/2006/picture">
+                  <pic:nvPicPr>
+                    <pic:cNvPr id="1884489841" name="Imagen 1884489841"/>
+                    <pic:cNvPicPr/>
+                  </pic:nvPicPr>
+                  <pic:blipFill>
+                    <a:blip r:embed="rId7">
+                      <a:extLst>
+                        <a:ext uri="{28A0092B-C50C-407E-A947-70E740481C1C}">
+                          <a14:useLocalDpi xmlns:a14="http://schemas.microsoft.com/office/drawing/2010/main" val="0"/>
+                        </a:ext>
+                      </a:extLst>
+                    </a:blip>
+                    <a:stretch>
+                      <a:fillRect/>
+                    </a:stretch>
+                  </pic:blipFill>
+                  <pic:spPr>
+                    <a:xfrm>
+                      <a:off x="0" y="0"/>
+                      <a:ext cx="3814445" cy="8258810"/>
+                    </a:xfrm>
+                    <a:prstGeom prst="rect">
+                      <a:avLst/>
+                    </a:prstGeom>
+                  </pic:spPr>
+                </pic:pic>
+              </a:graphicData>
+            </a:graphic>
+          </wp:inline>
+        </w:drawing>
+      </w:r>
+    </w:p>
+    <w:p>
+      <w:pPr>
+        <w:rPr>
+          <w:rFonts w:ascii="Arial" w:hAnsi="Arial" w:cs="Arial"/>
+          <w:sz w:val="24"/>
+          <w:szCs w:val="24"/>
+        </w:rPr>
+      </w:pPr>
+      <w:r>
+        <w:rPr>
+          <w:rFonts w:ascii="Arial" w:hAnsi="Arial" w:cs="Arial"/>
+          <w:noProof/>
+          <w:sz w:val="24"/>
+          <w:szCs w:val="24"/>
+        </w:rPr>
+        <w:lastRenderedPageBreak/>
+        <w:drawing>
+          <wp:inline distT="0" distB="0" distL="0" distR="0" wp14:anchorId="6435C13D" wp14:editId="62A56876">
+            <wp:extent cx="3814445" cy="8258810"/>
+            <wp:effectExtent l="0" t="0" r="0" b="8890"/>
+            <wp:docPr id="1124783395" name="Imagen 19"/>
+            <wp:cNvGraphicFramePr>
+              <a:graphicFrameLocks xmlns:a="http://schemas.openxmlformats.org/drawingml/2006/main" noChangeAspect="1"/>
+            </wp:cNvGraphicFramePr>
+            <a:graphic xmlns:a="http://schemas.openxmlformats.org/drawingml/2006/main">
+              <a:graphicData uri="http://schemas.openxmlformats.org/drawingml/2006/picture">
+                <pic:pic xmlns:pic="http://schemas.openxmlformats.org/drawingml/2006/picture">
+                  <pic:nvPicPr>
+                    <pic:cNvPr id="1124783395" name="Imagen 1124783395"/>
+                    <pic:cNvPicPr/>
+                  </pic:nvPicPr>
+                  <pic:blipFill>
+                    <a:blip r:embed="rId8">
+                      <a:extLst>
+                        <a:ext uri="{28A0092B-C50C-407E-A947-70E740481C1C}">
+                          <a14:useLocalDpi xmlns:a14="http://schemas.microsoft.com/office/drawing/2010/main" val="0"/>
+                        </a:ext>
+                      </a:extLst>
+                    </a:blip>
+                    <a:stretch>
+                      <a:fillRect/>
+                    </a:stretch>
+                  </pic:blipFill>
+                  <pic:spPr>
+                    <a:xfrm>
+                      <a:off x="0" y="0"/>
+                      <a:ext cx="3814445" cy="8258810"/>
+                    </a:xfrm>
+                    <a:prstGeom prst="rect">
+                      <a:avLst/>
+                    </a:prstGeom>
+                  </pic:spPr>
+                </pic:pic>
+              </a:graphicData>
+            </a:graphic>
+          </wp:inline>
+        </w:drawing>
+      </w:r>
+    </w:p>
+    <w:p>
+      <w:pPr>
+        <w:rPr>
+          <w:rFonts w:ascii="Arial" w:hAnsi="Arial" w:cs="Arial"/>
+          <w:b/>
+          <w:bCs/>
+          <w:sz w:val="24"/>
+          <w:szCs w:val="24"/>
+        </w:rPr>
+      </w:pPr>
+      <w:r>
+        <w:rPr>
+          <w:rFonts w:ascii="Arial" w:hAnsi="Arial" w:cs="Arial"/>
+          <w:b/>
+          <w:bCs/>
+          <w:sz w:val="24"/>
+          <w:szCs w:val="24"/>
+        </w:rPr>
+        <w:lastRenderedPageBreak/>
+        <w:t>Versión Android:</w:t>
+      </w:r>
+    </w:p>
+    <w:p>
+      <w:pPr>
+        <w:rPr>
+          <w:rFonts w:ascii="Arial" w:hAnsi="Arial" w:cs="Arial"/>
+          <w:b/>
+          <w:bCs/>
+          <w:sz w:val="24"/>
+          <w:szCs w:val="24"/>
+        </w:rPr>
+      </w:pPr>
+      <w:r>
+        <w:rPr>
+          <w:rFonts w:ascii="Arial" w:hAnsi="Arial" w:cs="Arial"/>
+          <w:b/>
+          <w:bCs/>
+          <w:noProof/>
+          <w:sz w:val="24"/>
+          <w:szCs w:val="24"/>
+        </w:rPr>
+        <w:drawing>
+          <wp:inline distT="0" distB="0" distL="0" distR="0" wp14:anchorId="39D31661" wp14:editId="5DED5C2E">
+            <wp:extent cx="4432786" cy="7806906"/>
+            <wp:effectExtent l="0" t="0" r="6350" b="3810"/>
+            <wp:docPr id="1800437914" name="Imagen 20"/>
+            <wp:cNvGraphicFramePr>
+              <a:graphicFrameLocks xmlns:a="http://schemas.openxmlformats.org/drawingml/2006/main" noChangeAspect="1"/>
+            </wp:cNvGraphicFramePr>
+            <a:graphic xmlns:a="http://schemas.openxmlformats.org/drawingml/2006/main">
+              <a:graphicData uri="http://schemas.openxmlformats.org/drawingml/2006/picture">
+                <pic:pic xmlns:pic="http://schemas.openxmlformats.org/drawingml/2006/picture">
+                  <pic:nvPicPr>
+                    <pic:cNvPr id="1800437914" name="Imagen 1800437914"/>
+                    <pic:cNvPicPr/>
+                  </pic:nvPicPr>
+                  <pic:blipFill>
+                    <a:blip r:embed="rId9" cstate="print">
+                      <a:extLst>
+                        <a:ext uri="{28A0092B-C50C-407E-A947-70E740481C1C}">
+                          <a14:useLocalDpi xmlns:a14="http://schemas.microsoft.com/office/drawing/2010/main" val="0"/>
+                        </a:ext>
+                      </a:extLst>
+                    </a:blip>
+                    <a:stretch>
+                      <a:fillRect/>
+                    </a:stretch>
+                  </pic:blipFill>
+                  <pic:spPr>
+                    <a:xfrm>
+                      <a:off x="0" y="0"/>
+                      <a:ext cx="4443617" cy="7825982"/>
+                    </a:xfrm>
+                    <a:prstGeom prst="rect">
+                      <a:avLst/>
+                    </a:prstGeom>
+                  </pic:spPr>
+                </pic:pic>
+              </a:graphicData>
+            </a:graphic>
+          </wp:inline>
+        </w:drawing>
+      </w:r>
+    </w:p>
+    <w:p>
+      <w:pPr>
+        <w:rPr>
+          <w:rFonts w:ascii="Arial" w:hAnsi="Arial" w:cs="Arial"/>
+          <w:b/>
+          <w:bCs/>
+          <w:sz w:val="24"/>
+          <w:szCs w:val="24"/>
+        </w:rPr>
+      </w:pPr>
+      <w:r>
+        <w:rPr>
+          <w:rFonts w:ascii="Arial" w:hAnsi="Arial" w:cs="Arial"/>
+          <w:b/>
+          <w:bCs/>
+          <w:noProof/>
+          <w:sz w:val="24"/>
+          <w:szCs w:val="24"/>
+        </w:rPr>
+        <w:lastRenderedPageBreak/>
+        <w:drawing>
+          <wp:inline distT="0" distB="0" distL="0" distR="0" wp14:anchorId="656A2870" wp14:editId="26EC9A6F">
+            <wp:extent cx="4245610" cy="8258810"/>
+            <wp:effectExtent l="0" t="0" r="2540" b="8890"/>
+            <wp:docPr id="747043585" name="Imagen 21"/>
+            <wp:cNvGraphicFramePr>
+              <a:graphicFrameLocks xmlns:a="http://schemas.openxmlformats.org/drawingml/2006/main" noChangeAspect="1"/>
+            </wp:cNvGraphicFramePr>
+            <a:graphic xmlns:a="http://schemas.openxmlformats.org/drawingml/2006/main">
+              <a:graphicData uri="http://schemas.openxmlformats.org/drawingml/2006/picture">
+                <pic:pic xmlns:pic="http://schemas.openxmlformats.org/drawingml/2006/picture">
+                  <pic:nvPicPr>
+                    <pic:cNvPr id="747043585" name="Imagen 747043585"/>
+                    <pic:cNvPicPr/>
+                  </pic:nvPicPr>
+                  <pic:blipFill>
+                    <a:blip r:embed="rId10" cstate="print">
+                      <a:extLst>
+                        <a:ext uri="{28A0092B-C50C-407E-A947-70E740481C1C}">
+                          <a14:useLocalDpi xmlns:a14="http://schemas.microsoft.com/office/drawing/2010/main" val="0"/>
+                        </a:ext>
+                      </a:extLst>
+                    </a:blip>
+                    <a:stretch>
+                      <a:fillRect/>
+                    </a:stretch>
+                  </pic:blipFill>
+                  <pic:spPr>
+                    <a:xfrm>
+                      <a:off x="0" y="0"/>
+                      <a:ext cx="4245610" cy="8258810"/>
+                    </a:xfrm>
+                    <a:prstGeom prst="rect">
+                      <a:avLst/>
+                    </a:prstGeom>
+                  </pic:spPr>
+                </pic:pic>
+              </a:graphicData>
+            </a:graphic>
+          </wp:inline>
+        </w:drawing>
+      </w:r>
+    </w:p>
+    <w:p>
+      <w:pPr>
+        <w:rPr>
+          <w:rFonts w:ascii="Arial" w:hAnsi="Arial" w:cs="Arial"/>
+          <w:b/>
+          <w:bCs/>
+          <w:sz w:val="24"/>
+          <w:szCs w:val="24"/>
+        </w:rPr>
+      </w:pPr>
+      <w:r>
+        <w:rPr>
+          <w:rFonts w:ascii="Arial" w:hAnsi="Arial" w:cs="Arial"/>
+          <w:b/>
+          <w:bCs/>
+          <w:noProof/>
+          <w:sz w:val="24"/>
+          <w:szCs w:val="24"/>
+        </w:rPr>
+        <w:lastRenderedPageBreak/>
+        <w:drawing>
+          <wp:inline distT="0" distB="0" distL="0" distR="0" wp14:anchorId="413492FF" wp14:editId="0CAE0ED0">
+            <wp:extent cx="4187825" cy="8258810"/>
+            <wp:effectExtent l="0" t="0" r="3175" b="8890"/>
+            <wp:docPr id="1786726831" name="Imagen 22"/>
+            <wp:cNvGraphicFramePr>
+              <a:graphicFrameLocks xmlns:a="http://schemas.openxmlformats.org/drawingml/2006/main" noChangeAspect="1"/>
+            </wp:cNvGraphicFramePr>
+            <a:graphic xmlns:a="http://schemas.openxmlformats.org/drawingml/2006/main">
+              <a:graphicData uri="http://schemas.openxmlformats.org/drawingml/2006/picture">
+                <pic:pic xmlns:pic="http://schemas.openxmlformats.org/drawingml/2006/picture">
+                  <pic:nvPicPr>
+                    <pic:cNvPr id="1786726831" name="Imagen 1786726831"/>
+                    <pic:cNvPicPr/>
+                  </pic:nvPicPr>
+                  <pic:blipFill>
+                    <a:blip r:embed="rId11" cstate="print">
+                      <a:extLst>
+                        <a:ext uri="{28A0092B-C50C-407E-A947-70E740481C1C}">
+                          <a14:useLocalDpi xmlns:a14="http://schemas.microsoft.com/office/drawing/2010/main" val="0"/>
+                        </a:ext>
+                      </a:extLst>
+                    </a:blip>
+                    <a:stretch>
+                      <a:fillRect/>
+                    </a:stretch>
+                  </pic:blipFill>
+                  <pic:spPr>
+                    <a:xfrm>
+                      <a:off x="0" y="0"/>
+                      <a:ext cx="4187825" cy="8258810"/>
+                    </a:xfrm>
+                    <a:prstGeom prst="rect">
+                      <a:avLst/>
+                    </a:prstGeom>
+                  </pic:spPr>
+                </pic:pic>
+              </a:graphicData>
+            </a:graphic>
+          </wp:inline>
+        </w:drawing>
+      </w:r>
+    </w:p>
+    <w:p>
+      <w:pPr>
+        <w:rPr>
+          <w:rFonts w:ascii="Arial" w:hAnsi="Arial" w:cs="Arial"/>
+          <w:b/>
+          <w:bCs/>
+          <w:sz w:val="24"/>
+          <w:szCs w:val="24"/>
+        </w:rPr>
+      </w:pPr>
+      <w:r>
+        <w:rPr>
+          <w:rFonts w:ascii="Arial" w:hAnsi="Arial" w:cs="Arial"/>
+          <w:b/>
+          <w:bCs/>
+          <w:noProof/>
+          <w:sz w:val="24"/>
+          <w:szCs w:val="24"/>
+        </w:rPr>
+        <w:lastRenderedPageBreak/>
+        <w:drawing>
+          <wp:inline distT="0" distB="0" distL="0" distR="0" wp14:anchorId="033821F2" wp14:editId="13ADC6BD">
+            <wp:extent cx="4114165" cy="8258810"/>
+            <wp:effectExtent l="0" t="0" r="635" b="8890"/>
+            <wp:docPr id="1281002307" name="Imagen 23"/>
+            <wp:cNvGraphicFramePr>
+              <a:graphicFrameLocks xmlns:a="http://schemas.openxmlformats.org/drawingml/2006/main" noChangeAspect="1"/>
+            </wp:cNvGraphicFramePr>
+            <a:graphic xmlns:a="http://schemas.openxmlformats.org/drawingml/2006/main">
+              <a:graphicData uri="http://schemas.openxmlformats.org/drawingml/2006/picture">
+                <pic:pic xmlns:pic="http://schemas.openxmlformats.org/drawingml/2006/picture">
+                  <pic:nvPicPr>
+                    <pic:cNvPr id="1281002307" name="Imagen 1281002307"/>
+                    <pic:cNvPicPr/>
+                  </pic:nvPicPr>
+                  <pic:blipFill>
+                    <a:blip r:embed="rId12" cstate="print">
+                      <a:extLst>
+                        <a:ext uri="{28A0092B-C50C-407E-A947-70E740481C1C}">
+                          <a14:useLocalDpi xmlns:a14="http://schemas.microsoft.com/office/drawing/2010/main" val="0"/>
+                        </a:ext>
+                      </a:extLst>
+                    </a:blip>
+                    <a:stretch>
+                      <a:fillRect/>
+                    </a:stretch>
+                  </pic:blipFill>
+                  <pic:spPr>
+                    <a:xfrm>
+                      <a:off x="0" y="0"/>
+                      <a:ext cx="4114165" cy="8258810"/>
+                    </a:xfrm>
+                    <a:prstGeom prst="rect">
+                      <a:avLst/>
+                    </a:prstGeom>
+                  </pic:spPr>
+                </pic:pic>
+              </a:graphicData>
+            </a:graphic>
+          </wp:inline>
+        </w:drawing>
       </w:r>
     </w:p>
     <w:sectPr>
@@ -969,6 +1690,7 @@
   <w:style w:type="character" w:default="1" w:styleId="Fuentedeprrafopredeter">
     <w:name w:val="Default Paragraph Font"/>
     <w:uiPriority w:val="1"/>
+    <w:semiHidden/>
     <w:unhideWhenUsed/>
   </w:style>
   <w:style w:type="table" w:default="1" w:styleId="Tablanormal">
